--- a/tillsyn/A 3821-2026 tillsynsbegäran.docx
+++ b/tillsyn/A 3821-2026 tillsynsbegäran.docx
@@ -674,7 +674,7 @@
     <w:r>
       <w:tab/>
       <w:tab/>
-      <w:t>2026-09-04</w:t>
+      <w:t>2026-09-05</w:t>
       <w:br/>
       <w:br/>
     </w:r>

--- a/tillsyn/A 3821-2026 tillsynsbegäran.docx
+++ b/tillsyn/A 3821-2026 tillsynsbegäran.docx
@@ -674,7 +674,7 @@
     <w:r>
       <w:tab/>
       <w:tab/>
-      <w:t>2026-09-05</w:t>
+      <w:t>2026-09-06</w:t>
       <w:br/>
       <w:br/>
     </w:r>

--- a/tillsyn/A 3821-2026 tillsynsbegäran.docx
+++ b/tillsyn/A 3821-2026 tillsynsbegäran.docx
@@ -674,7 +674,7 @@
     <w:r>
       <w:tab/>
       <w:tab/>
-      <w:t>2026-09-06</w:t>
+      <w:t>2026-09-07</w:t>
       <w:br/>
       <w:br/>
     </w:r>

--- a/tillsyn/A 3821-2026 tillsynsbegäran.docx
+++ b/tillsyn/A 3821-2026 tillsynsbegäran.docx
@@ -674,7 +674,7 @@
     <w:r>
       <w:tab/>
       <w:tab/>
-      <w:t>2026-09-07</w:t>
+      <w:t>2026-09-08</w:t>
       <w:br/>
       <w:br/>
     </w:r>

--- a/tillsyn/A 3821-2026 tillsynsbegäran.docx
+++ b/tillsyn/A 3821-2026 tillsynsbegäran.docx
@@ -674,7 +674,7 @@
     <w:r>
       <w:tab/>
       <w:tab/>
-      <w:t>2026-09-08</w:t>
+      <w:t>2026-09-09</w:t>
       <w:br/>
       <w:br/>
     </w:r>

--- a/tillsyn/A 3821-2026 tillsynsbegäran.docx
+++ b/tillsyn/A 3821-2026 tillsynsbegäran.docx
@@ -7,7 +7,7 @@
         <w:pStyle w:val="Title"/>
       </w:pPr>
       <w:r>
-        <w:t>Tillsynsbegäran – information om höga naturvärden i avverkningsanmälan A 3821-2026 i Jokkmokks kommun</w:t>
+        <w:t>Tillsynsbegäran – information om höga naturvärden och fridlysta arter i avverkningsanmälan A 3821-2026 i Jokkmokks kommun</w:t>
       </w:r>
     </w:p>
     <w:p>
@@ -22,7 +22,7 @@
       <w:r>
         <w:drawing>
           <wp:inline xmlns:a="http://schemas.openxmlformats.org/drawingml/2006/main" xmlns:pic="http://schemas.openxmlformats.org/drawingml/2006/picture">
-            <wp:extent cx="5486400" cy="4782931"/>
+            <wp:extent cx="5486400" cy="4748788"/>
             <wp:docPr id="1" name="Picture 1"/>
             <wp:cNvGraphicFramePr>
               <a:graphicFrameLocks noChangeAspect="1"/>
@@ -43,7 +43,7 @@
                   <pic:spPr>
                     <a:xfrm>
                       <a:off x="0" y="0"/>
-                      <a:ext cx="5486400" cy="4782931"/>
+                      <a:ext cx="5486400" cy="4748788"/>
                     </a:xfrm>
                     <a:prstGeom prst="rect"/>
                   </pic:spPr>
@@ -65,7 +65,7 @@
     </w:p>
     <w:p>
       <w:r>
-        <w:t>I och inom 18 meter från avverkningsanmälan finns fynd av 8 naturvårdsarter, varav 7 är rödlistade, 5 är typiska (T) och 1 är signalart (S): gräddporing (VU, T), smalfotad taggsvamp (VU), spadskinn (VU), blå taggsvamp (NT, T), dropptaggsvamp (NT, T), dvärgbägarlav (NT, T), orange taggsvamp (NT, T) och gullgröppa (S). Se Figur 1.</w:t>
+        <w:t>I och inom 18 meter från avverkningsanmälan finns fynd av 21 naturvårdsarter, varav 17 är rödlistade, 2 är fridlysta, 11 är typiska (T) och 4 är signalarter (S): gräddporing (VU, T), smalfotad taggsvamp (VU), spadskinn (VU), blanksvart spiklav (NT), blå taggsvamp (NT, T), dropptaggsvamp (NT, T), dvärgbägarlav (NT, T), lavskrika (NT, T, §4), mjölsvärting (NT), orange taggsvamp (NT, T), skarp dropptaggsvamp (NT), svartvit taggsvamp (NT), tallriska (NT), talltagel (NT, T), vaxspindling (NT), vedskivlav (NT, T), vitplätt (NT), gullgröppa (S), norrlandslav (S, T), nästlav (S, T) och plattlummer (S, T, §9). Se Figur 1.</w:t>
       </w:r>
     </w:p>
     <w:p>
@@ -101,7 +101,7 @@
     </w:p>
     <w:p>
       <w:r>
-        <w:t>Nedan följer beskrivningar av de naturvårdsarter och fridlysta arter som har sina livsmiljöer och växtplatser i den avverkningsanmälda skogen. De påträffade naturvårdsarterna är ett tydligt kvitto på att det rör sig om en skog med höga naturvärden.</w:t>
+        <w:t>Nedan följer beskrivningar av de naturvårdsarter och fridlysta arter som har sina livsmiljöer och växtplatser i den avverkningsanmälda skogen. Se även ytterligare artfakta i BILAGA 1. De påträffade naturvårdsarterna är ett tydligt kvitto på att det rör sig om en skog med höga naturvärden.</w:t>
       </w:r>
     </w:p>
     <w:p>
@@ -151,6 +151,17 @@
         <w:rPr>
           <w:b/>
         </w:rPr>
+        <w:t>Blanksvart spiklav (NT)</w:t>
+      </w:r>
+      <w:r>
+        <w:t xml:space="preserve"> förekommer på torr, hård, gammal kärnved men även på äldre ytved av tall i naturskogsartade bestånd med begränsad brandpåverkan och ostörd hydrologi. Skogsbruksåtgärder på eller i närheten av lokaler med blanksvart spiklav utgör ett hot. Naturskogsartade öppna tall- och barrblandskogar med blanksvart spiklav indikerar höga biologiska värden och bör bevaras (SLU Artdatabanken, 2024).</w:t>
+      </w:r>
+    </w:p>
+    <w:p>
+      <w:r>
+        <w:rPr>
+          <w:b/>
+        </w:rPr>
         <w:t xml:space="preserve">Blå taggsvamp (NT) </w:t>
       </w:r>
       <w:r>
@@ -211,10 +222,10 @@
         <w:rPr>
           <w:b/>
         </w:rPr>
-        <w:t xml:space="preserve">Orange taggsvamp (NT) </w:t>
-      </w:r>
-      <w:r>
-        <w:t xml:space="preserve">bildar mykorrhiza med både gran och tall och den förekommer främst i äldre barrskogar med kontinuitetsskogskaraktär. Mest frekvent är den i äldre mossrik granskog, men då bara i skogar inom granens naturliga utbredningsområde och i bestånd med långvarig grankontinuitet. Den totala populationen i landet bedöms ha minskat kraftigt och fortsatt kommer att minska då arten är knuten till en produktiv skogsmiljö som successivt avverkas. Arten hotas främst av skogsavverkning och tycks försvinna efter slutavverkning, markberedning och plantering och det är inte känt att arten har återkommit i anlagd skog på tidigare kalmark. Orange taggsvamp är typisk art för </w:t>
+        <w:t>Lavskrika (NT, §4)</w:t>
+      </w:r>
+      <w:r>
+        <w:t xml:space="preserve"> är rödlistad som nära hotad och fridlyst enligt 4§ artskyddsförordningen. Den har minskat med 20 (10–30) % under de senaste 15 åren och minskningstakten bedöms vara nära gränsvärdet för sårbar (VU). Lavskrikan är en mycket stationär fågel, som häckar i äldre, slutna och hänglavsrika barrskogar. Nyckelfaktorer är flerskiktad skog med rik undervegetation samt riklig förekomst av hänglavar. Reviren är livslånga med hemområden som varierar mellan 50 och 150 ha. Inom ett revir av hög kvalitet finns det som regel ett eller flera kärnområden (1–20 ha) med relativt tät flerskiktad granskog. Arten missgynnas när flerskiktad skog omförs till enskiktade bestånd och även röjning och hård gallring är starkt negativt. Lavskrikan har relativt stora hemområden och försvinner när den äldre skogen fragmenteras, särskilt allvarligt är när kärnområdena avverkas. Den försvinner successivt framför allt vid dess utbredningsgränser och populationen har minskat kontinuerligt under 2000-talet. Lavskrika är typisk art för </w:t>
       </w:r>
       <w:r>
         <w:rPr>
@@ -223,7 +234,211 @@
         <w:t>9010 Taiga</w:t>
       </w:r>
       <w:r>
+        <w:t xml:space="preserve"> (SLU Artdatabanken, 2026; Skogsstyrelsen 2016).</w:t>
+      </w:r>
+    </w:p>
+    <w:p>
+      <w:r>
+        <w:rPr>
+          <w:b/>
+        </w:rPr>
+        <w:t>Mjölsvärting (NT)</w:t>
+      </w:r>
+      <w:r>
+        <w:t xml:space="preserve"> växer i luckig barrskog, huvudsakligen på tallhed och i äldre skog. Mager, äldre tallskog och barrblandskog med lång trädkontinuitet bör undantas från trakthyggesbruk. Mjölsvärtingens lokaler är ofta nyckelbiotoper och bör då sparas i sin helhet (SLU Artdatabanken, 2024).</w:t>
+      </w:r>
+    </w:p>
+    <w:p>
+      <w:r>
+        <w:rPr>
+          <w:b/>
+        </w:rPr>
+        <w:t xml:space="preserve">Orange taggsvamp (NT) </w:t>
+      </w:r>
+      <w:r>
+        <w:t xml:space="preserve">bildar mykorrhiza med både gran och tall och den förekommer främst i äldre barrskogar med kontinuitetsskogskaraktär. Mest frekvent är den i äldre mossrik granskog, men då bara i skogar inom granens naturliga utbredningsområde och i bestånd med långvarig grankontinuitet. Den totala populationen i landet bedöms ha minskat kraftigt och fortsatt kommer att minska då arten är knuten till en produktiv skogsmiljö som successivt avverkas. Arten hotas främst av skogsavverkning och tycks försvinna efter slutavverkning, markberedning och plantering och det är inte känt att arten har återkommit i anlagd skog på tidigare kalmark. Orange taggsvamp är typisk art för </w:t>
+      </w:r>
+      <w:r>
+        <w:rPr>
+          <w:i/>
+        </w:rPr>
+        <w:t>9010 Taiga</w:t>
+      </w:r>
+      <w:r>
         <w:t xml:space="preserve"> (SLU Artdatabanken, 2024).</w:t>
+      </w:r>
+    </w:p>
+    <w:p>
+      <w:r>
+        <w:rPr>
+          <w:b/>
+        </w:rPr>
+        <w:t xml:space="preserve">Skarp dropptaggsvamp (NT) </w:t>
+      </w:r>
+      <w:r>
+        <w:t>bildar mykorrhiza med både gran och tall, främst i barrskogar med trädkontinuitet. Arten uppträder dels i näringsrik kalkbarrskog och dels i sur lavtallskog. Kalkbarrskogarna är ofta grandominerade, olikåldriga och skiktade på frisk mark med ett örtrikt vegetationsskikt. Lavtallskogarna är i regel magra, torra, ljusöppna och ofta brandpräglade. Den totala populationen i landet har minskat och bedöms fortsätta minska till följd av avverkning av äldre barrskogar. Arten har begränsad förmåga att återetablera sig efter slutavverkning eller andra storskaliga skogsbruksåtgärder. Det saknas indikationer på att arten långsiktigt kan etablera eller reproducera sig i skogsbestånd som brukas med metoder som trakthyggesbruk, markberedning, gödsling eller föryngring med förädlat plantmaterial. Minskningstakten för den svenska populationen bedöms vara nära gränsvärdet för Sårbar (VU) (SLU Artdatabanken, 2026).</w:t>
+      </w:r>
+    </w:p>
+    <w:p>
+      <w:r>
+        <w:rPr>
+          <w:b/>
+        </w:rPr>
+        <w:t xml:space="preserve">Svartvit taggsvamp (NT) </w:t>
+      </w:r>
+      <w:r>
+        <w:t>bildar mykorrhiza med tall, troligen även med gran. Den växer huvudsakligen i äldre, naturligt uppkommen skog på torr eller frisk mark och förekommer såväl på tallhedar som i mossig barrblandskog. Flera olika former har påträffats vid DNA-undersökningar av europeiskt material och det är oklart hur många former som finns i värd land. Kalavverkning av äldre skog är ett reellt hot, liksom maskinell markberedning och minskad andel självföryngring. Lokaler som fortfarande håller svampen behöver säkerställas (SLU Artdatabanken, 2024; Nitare &amp; Skogsstyrelsen, 2019).</w:t>
+      </w:r>
+    </w:p>
+    <w:p>
+      <w:r>
+        <w:rPr>
+          <w:b/>
+        </w:rPr>
+        <w:t>Tallriska (NT)</w:t>
+      </w:r>
+      <w:r>
+        <w:t xml:space="preserve"> bildar mykorrhiza med tall och växer i äldre, mager och torr tallskog med lång trädkontinuitet, såsom tallhedar och sandtallskogar. Arten hotas huvudsakligen av avverkning av äldre tallskogar och på kända lokaler bör slutavverkning, markberedning och gödsling undvikas (SLU Artdatabanken, 2024).</w:t>
+      </w:r>
+    </w:p>
+    <w:p>
+      <w:r>
+        <w:rPr>
+          <w:b/>
+        </w:rPr>
+        <w:t>Talltagel (NT)</w:t>
+      </w:r>
+      <w:r>
+        <w:t xml:space="preserve"> är en boreal art som förekommer på tall i äldre, öppna tallskogar. Den påverkas negativt av brist på kontinuitetsskog och minskningstakten bedöms vara nära gränsvärdet för Sårbar (VU). Talltagel är typisk art för </w:t>
+      </w:r>
+      <w:r>
+        <w:rPr>
+          <w:i/>
+        </w:rPr>
+        <w:t>9010 Taiga</w:t>
+      </w:r>
+      <w:r>
+        <w:t xml:space="preserve"> (SLU Artdatabanken, 2026).</w:t>
+      </w:r>
+    </w:p>
+    <w:p>
+      <w:r>
+        <w:rPr>
+          <w:b/>
+        </w:rPr>
+        <w:t>Vaxspindling (NT)</w:t>
+      </w:r>
+      <w:r>
+        <w:t xml:space="preserve"> växer främst i äldre skogar på sandig mark där den bildar mykorrhiza med tall, framförallt på sandiga lavtallhedar. Mager, sandig och brandpräglad tallskog med lång trädkontinuitet bör undantas från trakthyggesbruk och inte kalavverkas. De mest värdefulla lokalerna bör få ett långsiktigt skydd med naturvårdsinriktad skötsel. Arten är placerad högst upp i Skogsstyrelsens värdepyramid för bedömning av skog med höga naturvärden och den är globalt rödlistad som nära hotad (NT), vilket medför ett internationellt ansvar för arten (SLU Artdatabanken, 2024; Nitare &amp; Skogsstyrelsen, 2019; IUCN, 2019).</w:t>
+      </w:r>
+    </w:p>
+    <w:p>
+      <w:r>
+        <w:rPr>
+          <w:b/>
+        </w:rPr>
+        <w:t>Vedskivlav (NT)</w:t>
+      </w:r>
+      <w:r>
+        <w:t xml:space="preserve"> växer på gammal, torr, exponerad, hård kärnved av framförallt tall i naturskogsartade bestånd. Avverkning av tallskog av naturskogskaraktär med spår av återkommande bränder är ett hot. Mängden lämplig ved att växa på för vedskivlav minskar, dels på grund av naturlig nedbrytning men framförallt på grund av att de förstörs i samband med slutavverkningar, gallringar och markberedning. Tall- och blandbarrskogar av naturskogskaraktär med spår av återkommande bränder bör skyddas. Vedskivlav är typisk art för </w:t>
+      </w:r>
+      <w:r>
+        <w:rPr>
+          <w:i/>
+        </w:rPr>
+        <w:t>9010 Taiga</w:t>
+      </w:r>
+      <w:r>
+        <w:t xml:space="preserve"> (SLU Artdatabanken, 2024).</w:t>
+      </w:r>
+    </w:p>
+    <w:p>
+      <w:r>
+        <w:rPr>
+          <w:b/>
+        </w:rPr>
+        <w:t>Vitplätt (NT)</w:t>
+      </w:r>
+      <w:r>
+        <w:t xml:space="preserve"> är en nedbrytare av död, hård och torr tallved och orsakar brunröta. Den förekommer mest i äldre, naturskogsliknande tallskog eller blandskog med äldre tall. Arten hotas av avverkning av gammal, senvuxen tall. I södra Sverige råder brist på lämpliga habitat och arten kan inte längre sprida sig utanför sina få kända växtplatser. Lokaler med gammal tall bör undantas från skogsbruk, i synnerhet i södra Sverige (SLU Artdatabanken, 2024).</w:t>
+      </w:r>
+    </w:p>
+    <w:p>
+      <w:r>
+        <w:rPr>
+          <w:b/>
+        </w:rPr>
+        <w:t xml:space="preserve">Norrlandslav </w:t>
+      </w:r>
+      <w:r>
+        <w:t xml:space="preserve">indikerar söder om den naturliga norrlandsgränsen barrskogsbeklädda bergbranter eller andra ostörda skogsmiljöer med höga naturvärden. Norrlandslav är typisk art för </w:t>
+      </w:r>
+      <w:r>
+        <w:rPr>
+          <w:i/>
+        </w:rPr>
+        <w:t xml:space="preserve">9010 Taiga, 8110 Silikatrasmarker </w:t>
+      </w:r>
+      <w:r>
+        <w:t>och</w:t>
+      </w:r>
+      <w:r>
+        <w:rPr>
+          <w:i/>
+        </w:rPr>
+        <w:t xml:space="preserve"> 8120 Kalkrasmarker </w:t>
+      </w:r>
+      <w:r>
+        <w:t>(Nitare &amp; Skogsstyrelsen, 2000; SLU Artdatabanken, 2025).</w:t>
+      </w:r>
+    </w:p>
+    <w:p>
+      <w:r>
+        <w:rPr>
+          <w:b/>
+        </w:rPr>
+        <w:t>Nästlav</w:t>
+      </w:r>
+      <w:r>
+        <w:t xml:space="preserve"> indikerar söder om den naturliga norrlandsgränsen äldre barrskogsområden med höga naturvärden där andra ovanliga nordliga barrskogsarter kan påträffas. Nästlav är typisk art för </w:t>
+      </w:r>
+      <w:r>
+        <w:rPr>
+          <w:i/>
+        </w:rPr>
+        <w:t xml:space="preserve">9010 Taiga </w:t>
+      </w:r>
+      <w:r>
+        <w:t>(Nitare &amp; Skogsstyrelsen, 2019; SLU Artdatabanken, 2025).</w:t>
+      </w:r>
+    </w:p>
+    <w:p>
+      <w:r>
+        <w:rPr>
+          <w:b/>
+        </w:rPr>
+        <w:t>Plattlummer (§9)</w:t>
+      </w:r>
+      <w:r>
+        <w:t xml:space="preserve"> växer främst i ljusöppna sandtallskogar eller annan gles, torr och brandpräglad hedbarrskog. Den är mest frekvent i olika typer av naturskogar och kontinuitetsskogar och missgynnas markant av slutavverkning och maskinell markberedning. Söder ut i landet förekommer de närstående arterna cypresslummer (EN, §8) och mellanlummer (NT, §9), vilka båda omfattas av EU:s art- och habitatdirektiv. Plattlummer är typisk art för </w:t>
+      </w:r>
+      <w:r>
+        <w:rPr>
+          <w:i/>
+        </w:rPr>
+        <w:t xml:space="preserve">9010 Taiga </w:t>
+      </w:r>
+      <w:r>
+        <w:t>och</w:t>
+      </w:r>
+      <w:r>
+        <w:rPr>
+          <w:i/>
+        </w:rPr>
+        <w:t xml:space="preserve"> 2320 Rissandhedar </w:t>
+      </w:r>
+      <w:r>
+        <w:t>(Nitare &amp; Skogsstyrelsen, 2019; SLU Artdatabanken, 2026).</w:t>
       </w:r>
     </w:p>
     <w:p>
@@ -231,17 +446,39 @@
         <w:pStyle w:val="Heading1"/>
       </w:pPr>
       <w:r>
-        <w:t>Typiska arter och EU:s art- och habitatdirektiv</w:t>
+        <w:t>EU:s fågeldirektiv</w:t>
       </w:r>
     </w:p>
     <w:p>
       <w:r>
-        <w:t>Typiska arter används för att lokalisera områden med gynnsam bevarandestatus för de naturtyper som är listade i EU:s art- och habitatdirektiv. Ett exempel är Västlig taiga (EU-kod 9010) som saknar gynnsam bevarandestatus och minskar starkt som naturtyp i Sverige. Naturvårdsverket skriver i sin vägledning för Västlig taiga att dylika miljöer förutsätter normalt att skogarna skyddas långsiktigt, eftersom skogsbruk inte är förenligt med bevarande av naturtypen i gynnsamt tillstånd (Naturvårdsverket, 2011).</w:t>
+        <w:t xml:space="preserve">Europeiska unionens medlemsländer är skyldiga att agera i enlighet med EU:s fågeldirektiv där det uttryckligen står att direktivet gäller för fåglar samt för deras ägg, bon och </w:t>
+      </w:r>
+      <w:r>
+        <w:rPr>
+          <w:b/>
+        </w:rPr>
+        <w:t xml:space="preserve">livsmiljöer </w:t>
+      </w:r>
+      <w:r>
+        <w:t>(artikel 1). Vidare att de åtgärder som vidtas inte får leda till en försämring av den nuvarande situationen beträffande bevarandet av de fågelarter som avses i artikel 1 (artikel 13). Fågeldirektivet är styrande för tillsynsansvariga myndigheters ärendehantering, ställningstaganden och beslutsfattande.</w:t>
       </w:r>
     </w:p>
     <w:p>
-      <w:r>
-        <w:t>Följande typiska arter har sina livsmiljöer och växtplatser i den avverkningsanmälda skogen: gräddporing (VU, T), blå taggsvamp (NT, T), dropptaggsvamp (NT, T), dvärgbägarlav (NT, T) och orange taggsvamp (NT, T).</w:t>
+      <w:pPr>
+        <w:pStyle w:val="Heading1"/>
+      </w:pPr>
+      <w:r>
+        <w:t>Typiska arter och EU:s art- och habitatdirektiv</w:t>
+      </w:r>
+    </w:p>
+    <w:p>
+      <w:r>
+        <w:t>Typiska arter används för att lokalisera områden med gynnsam bevarandestatus för de naturtyper som är listade i EU:s art- och habitatdirektiv. Ett exempel är Västlig taiga (EU-kod 9010) som saknar gynnsam bevarandestatus och minskar starkt som naturtyp i Sverige. Naturvårdsverket skriver i sin vägledning för Västlig taiga att dylika miljöer förutsätter normalt att skogarna skyddas långsiktigt, eftersom skogsbruk inte är förenligt med bevarande av naturtypen i gynnsamt tillstånd (Naturvårdsverket, 2011).</w:t>
+      </w:r>
+    </w:p>
+    <w:p>
+      <w:r>
+        <w:t>Följande typiska arter har sina livsmiljöer och växtplatser i den avverkningsanmälda skogen: gräddporing (VU, T), blå taggsvamp (NT, T), dropptaggsvamp (NT, T), dvärgbägarlav (NT, T), lavskrika (NT, T, §4), orange taggsvamp (NT, T), talltagel (NT, T), vedskivlav (NT, T), norrlandslav (S, T), nästlav (S, T) och plattlummer (S, T, §9).</w:t>
       </w:r>
     </w:p>
     <w:p>
@@ -308,7 +545,106 @@
         <w:pStyle w:val="Title"/>
       </w:pPr>
       <w:r>
-        <w:t>BILAGA 1 – EU:s art- och habitatdirektiv, fågeldirektiv och naturrestaureringsförordning</w:t>
+        <w:t>BILAGA 1 – Fridlysta arter</w:t>
+      </w:r>
+    </w:p>
+    <w:p>
+      <w:pPr>
+        <w:pStyle w:val="Heading1"/>
+      </w:pPr>
+      <w:r>
+        <w:t>Lavskrika – ekologi samt krav på livsmiljön</w:t>
+      </w:r>
+    </w:p>
+    <w:p>
+      <w:r>
+        <w:t>Lavskrika är rödlistad som nära hotad (NT), fridlyst enligt 4 § artskyddsförordningen (2007:845) och ingår i förteckningen över prioriterade arter i Skogsstyrelsens föreskrifter och allmänna råd (SKSFS 2011:7) bilaga 4. Lavskrikan är en mycket stationär fågel, som häckar i äldre, slutna och hänglavsrika barrskogar. Nyckelfaktorer är flerskiktad skog med rik undervegetation samt riklig förekomst av hänglavar (SLU Artdatabanken, 2026).</w:t>
+      </w:r>
+    </w:p>
+    <w:p>
+      <w:r>
+        <w:t xml:space="preserve">I Skogsstyrelsens vägledning för hänsyn till fåglar står bland annat att: </w:t>
+      </w:r>
+      <w:r>
+        <w:rPr>
+          <w:i/>
+        </w:rPr>
+        <w:t>“Reviren är livslånga med hemområden som varierar mellan 50 och 150 ha. Hemområdena har inga fasta gränser utan det handlar mera om de yttre gränserna för familjegruppernas rörelser. Lavskrikan undviker att förflytta sig över stora öppna områden och hemområdesstorleken är därför större i områden fragmenterade av hyggen och yngre skog än i områden med i sammanhängande äldre skog. Det finns studier som antyder att det inom ett revir bör finnas maximalt 15 % öppna ytor och ungskog. Inom ett revir av hög kvalitet finns det som regel ett eller flera kärnområden (1–20 ha) med relativt tät flerskiktad granskog.”</w:t>
+      </w:r>
+      <w:r>
+        <w:t xml:space="preserve"> Vidare att: </w:t>
+      </w:r>
+      <w:r>
+        <w:rPr>
+          <w:i/>
+        </w:rPr>
+        <w:t>“Arten missgynnas när flerskiktad skog omförs till enskiktade bestånd. Även skogsskötsel med återkommande röjning och hård gallring är starkt negativt. Lavskrikan har relativt stora hemområden och försvinner när den äldre skogen fragmenteras, särskilt allvarligt är när kärnområdena avverkas.”</w:t>
+      </w:r>
+      <w:r>
+        <w:t xml:space="preserve"> (Skogsstyrelsen 2016).</w:t>
+      </w:r>
+    </w:p>
+    <w:p>
+      <w:r>
+        <w:t xml:space="preserve">Populationen har minskat med 20 (10–30) % under de senaste 15 åren och minskningstakten bedöms vara nära gränsvärdet för sårbar (VU). Arten försvinner successivt framför allt vid dess utbredningsgränser och populationen har minskat kontinuerligt under 2000-talet. Lavskrika är typisk art för </w:t>
+      </w:r>
+      <w:r>
+        <w:rPr>
+          <w:i/>
+        </w:rPr>
+        <w:t>9010 Taiga</w:t>
+      </w:r>
+      <w:r>
+        <w:t xml:space="preserve"> (SLU Artdatabanken, 2026).</w:t>
+      </w:r>
+    </w:p>
+    <w:p>
+      <w:pPr>
+        <w:pStyle w:val="Heading2"/>
+      </w:pPr>
+      <w:r>
+        <w:t>Referenser – lavskrika</w:t>
+      </w:r>
+    </w:p>
+    <w:p>
+      <w:r>
+        <w:t xml:space="preserve">Skogsstyrelsen, 2016. </w:t>
+      </w:r>
+      <w:r>
+        <w:rPr>
+          <w:i/>
+        </w:rPr>
+        <w:t xml:space="preserve">Vägledning för hänsyn till fåglar – lavskrika. </w:t>
+      </w:r>
+      <w:r>
+        <w:t>https://www.skogsstyrelsen.se/globalassets/lag-och-tillsyn/artskydd/vagledningar-for-hansyn-till-faglar/lavskrika-vagledning-hansyn.pdf</w:t>
+      </w:r>
+    </w:p>
+    <w:p>
+      <w:r>
+        <w:t xml:space="preserve">SLU Artdatabanken, 2026. </w:t>
+      </w:r>
+      <w:r>
+        <w:rPr>
+          <w:i/>
+        </w:rPr>
+        <w:t xml:space="preserve">Artfaktablad. Naturvård – artfakta. </w:t>
+      </w:r>
+      <w:r>
+        <w:t>SLU Artdatabanken, Uppsala</w:t>
+      </w:r>
+    </w:p>
+    <w:p>
+      <w:r>
+        <w:br w:type="page"/>
+      </w:r>
+    </w:p>
+    <w:p>
+      <w:pPr>
+        <w:pStyle w:val="Title"/>
+      </w:pPr>
+      <w:r>
+        <w:t>BILAGA 2 – EU:s art- och habitatdirektiv, fågeldirektiv och naturrestaureringsförordning</w:t>
       </w:r>
     </w:p>
     <w:p>
@@ -674,7 +1010,7 @@
     <w:r>
       <w:tab/>
       <w:tab/>
-      <w:t>2026-09-09</w:t>
+      <w:t>2026-09-10</w:t>
       <w:br/>
       <w:br/>
     </w:r>

--- a/tillsyn/A 3821-2026 tillsynsbegäran.docx
+++ b/tillsyn/A 3821-2026 tillsynsbegäran.docx
@@ -1010,7 +1010,7 @@
     <w:r>
       <w:tab/>
       <w:tab/>
-      <w:t>2026-09-10</w:t>
+      <w:t>2026-09-11</w:t>
       <w:br/>
       <w:br/>
     </w:r>

--- a/tillsyn/A 3821-2026 tillsynsbegäran.docx
+++ b/tillsyn/A 3821-2026 tillsynsbegäran.docx
@@ -1010,7 +1010,7 @@
     <w:r>
       <w:tab/>
       <w:tab/>
-      <w:t>2026-09-11</w:t>
+      <w:t>2026-09-12</w:t>
       <w:br/>
       <w:br/>
     </w:r>
